--- a/翻译/余涛外文翻译改.docx
+++ b/翻译/余涛外文翻译改.docx
@@ -778,11 +778,6 @@
       <w:pPr>
         <w:spacing w:line="360" w:lineRule="auto"/>
         <w:jc w:val="center"/>
-        <w:rPr>
-          <w:rFonts w:hint="eastAsia"/>
-          <w:kern w:val="0"/>
-          <w:sz w:val="24"/>
-        </w:rPr>
       </w:pPr>
       <w:r>
         <w:drawing>
@@ -831,6 +826,26 @@
     <w:p>
       <w:pPr>
         <w:spacing w:line="360" w:lineRule="auto"/>
+        <w:ind w:firstLine="480" w:firstLineChars="200"/>
+        <w:jc w:val="center"/>
+        <w:rPr>
+          <w:rFonts w:hint="eastAsia"/>
+          <w:kern w:val="0"/>
+          <w:sz w:val="24"/>
+        </w:rPr>
+      </w:pPr>
+      <w:r>
+        <w:rPr>
+          <w:rFonts w:hint="eastAsia"/>
+          <w:kern w:val="0"/>
+          <w:sz w:val="24"/>
+        </w:rPr>
+        <w:t>图1. 本研究的工作流程</w:t>
+      </w:r>
+    </w:p>
+    <w:p>
+      <w:pPr>
+        <w:spacing w:line="360" w:lineRule="auto"/>
         <w:rPr>
           <w:rFonts w:hint="eastAsia" w:ascii="黑体" w:hAnsi="黑体" w:eastAsia="黑体"/>
           <w:color w:val="000000"/>
@@ -1412,9 +1427,9 @@
       <w:r>
         <w:drawing>
           <wp:inline distT="0" distB="0" distL="114300" distR="114300">
-            <wp:extent cx="5934710" cy="2721610"/>
-            <wp:effectExtent l="0" t="0" r="8890" b="2540"/>
-            <wp:docPr id="3" name="图片 2"/>
+            <wp:extent cx="5936615" cy="2452370"/>
+            <wp:effectExtent l="0" t="0" r="6985" b="11430"/>
+            <wp:docPr id="5" name="图片 1"/>
             <wp:cNvGraphicFramePr>
               <a:graphicFrameLocks xmlns:a="http://schemas.openxmlformats.org/drawingml/2006/main" noChangeAspect="1"/>
             </wp:cNvGraphicFramePr>
@@ -1422,7 +1437,7 @@
               <a:graphicData uri="http://schemas.openxmlformats.org/drawingml/2006/picture">
                 <pic:pic xmlns:pic="http://schemas.openxmlformats.org/drawingml/2006/picture">
                   <pic:nvPicPr>
-                    <pic:cNvPr id="3" name="图片 2"/>
+                    <pic:cNvPr id="5" name="图片 1"/>
                     <pic:cNvPicPr>
                       <a:picLocks noChangeAspect="1"/>
                     </pic:cNvPicPr>
@@ -1436,7 +1451,7 @@
                   <pic:spPr>
                     <a:xfrm>
                       <a:off x="0" y="0"/>
-                      <a:ext cx="5934710" cy="2721610"/>
+                      <a:ext cx="5936615" cy="2452370"/>
                     </a:xfrm>
                     <a:prstGeom prst="rect">
                       <a:avLst/>
@@ -1456,18 +1471,34 @@
     <w:p>
       <w:pPr>
         <w:spacing w:line="360" w:lineRule="auto"/>
-        <w:jc w:val="both"/>
+        <w:ind w:firstLine="480" w:firstLineChars="200"/>
+        <w:jc w:val="center"/>
         <w:rPr>
           <w:rFonts w:hint="eastAsia"/>
-          <w:lang w:eastAsia="zh-CN"/>
-        </w:rPr>
+          <w:kern w:val="0"/>
+          <w:sz w:val="24"/>
+        </w:rPr>
+      </w:pPr>
+      <w:r>
+        <w:rPr>
+          <w:rFonts w:hint="eastAsia"/>
+          <w:kern w:val="0"/>
+          <w:sz w:val="24"/>
+        </w:rPr>
+        <w:t>图2. 数据集中样本图像示例。a）吃草；b）奔跑；c）坐姿；d）站立；e）行走；1）正面视角；2）侧面视角。</w:t>
+      </w:r>
+    </w:p>
+    <w:p>
+      <w:pPr>
+        <w:spacing w:line="360" w:lineRule="auto"/>
+        <w:jc w:val="center"/>
       </w:pPr>
       <w:r>
         <w:drawing>
           <wp:inline distT="0" distB="0" distL="114300" distR="114300">
-            <wp:extent cx="5934710" cy="2778760"/>
-            <wp:effectExtent l="0" t="0" r="8890" b="2540"/>
-            <wp:docPr id="4" name="图片 3"/>
+            <wp:extent cx="3397250" cy="2641600"/>
+            <wp:effectExtent l="0" t="0" r="6350" b="0"/>
+            <wp:docPr id="11" name="图片 3"/>
             <wp:cNvGraphicFramePr>
               <a:graphicFrameLocks xmlns:a="http://schemas.openxmlformats.org/drawingml/2006/main" noChangeAspect="1"/>
             </wp:cNvGraphicFramePr>
@@ -1475,7 +1506,7 @@
               <a:graphicData uri="http://schemas.openxmlformats.org/drawingml/2006/picture">
                 <pic:pic xmlns:pic="http://schemas.openxmlformats.org/drawingml/2006/picture">
                   <pic:nvPicPr>
-                    <pic:cNvPr id="4" name="图片 3"/>
+                    <pic:cNvPr id="11" name="图片 3"/>
                     <pic:cNvPicPr>
                       <a:picLocks noChangeAspect="1"/>
                     </pic:cNvPicPr>
@@ -1489,7 +1520,7 @@
                   <pic:spPr>
                     <a:xfrm>
                       <a:off x="0" y="0"/>
-                      <a:ext cx="5934710" cy="2778760"/>
+                      <a:ext cx="3397250" cy="2641600"/>
                     </a:xfrm>
                     <a:prstGeom prst="rect">
                       <a:avLst/>
@@ -1504,6 +1535,27 @@
             </a:graphic>
           </wp:inline>
         </w:drawing>
+      </w:r>
+    </w:p>
+    <w:p>
+      <w:pPr>
+        <w:spacing w:line="360" w:lineRule="auto"/>
+        <w:ind w:firstLine="480" w:firstLineChars="200"/>
+        <w:jc w:val="center"/>
+        <w:rPr>
+          <w:rFonts w:hint="eastAsia"/>
+          <w:kern w:val="0"/>
+          <w:sz w:val="24"/>
+          <w:lang w:eastAsia="zh-CN"/>
+        </w:rPr>
+      </w:pPr>
+      <w:r>
+        <w:rPr>
+          <w:rFonts w:hint="eastAsia"/>
+          <w:kern w:val="0"/>
+          <w:sz w:val="24"/>
+        </w:rPr>
+        <w:t>图3. 本研究所用数据集标注过程的示例图像。a）吃草；b）站立；c）坐姿。</w:t>
       </w:r>
     </w:p>
     <w:p>
@@ -1853,9 +1905,9 @@
       <w:r>
         <w:drawing>
           <wp:inline distT="0" distB="0" distL="114300" distR="114300">
-            <wp:extent cx="5198745" cy="2707640"/>
-            <wp:effectExtent l="0" t="0" r="1905" b="16510"/>
-            <wp:docPr id="6" name="图片 5"/>
+            <wp:extent cx="3168650" cy="1231900"/>
+            <wp:effectExtent l="0" t="0" r="6350" b="0"/>
+            <wp:docPr id="14" name="图片 6"/>
             <wp:cNvGraphicFramePr>
               <a:graphicFrameLocks xmlns:a="http://schemas.openxmlformats.org/drawingml/2006/main" noChangeAspect="1"/>
             </wp:cNvGraphicFramePr>
@@ -1863,7 +1915,7 @@
               <a:graphicData uri="http://schemas.openxmlformats.org/drawingml/2006/picture">
                 <pic:pic xmlns:pic="http://schemas.openxmlformats.org/drawingml/2006/picture">
                   <pic:nvPicPr>
-                    <pic:cNvPr id="6" name="图片 5"/>
+                    <pic:cNvPr id="14" name="图片 6"/>
                     <pic:cNvPicPr>
                       <a:picLocks noChangeAspect="1"/>
                     </pic:cNvPicPr>
@@ -1877,7 +1929,7 @@
                   <pic:spPr>
                     <a:xfrm>
                       <a:off x="0" y="0"/>
-                      <a:ext cx="5198745" cy="2707640"/>
+                      <a:ext cx="3168650" cy="1231900"/>
                     </a:xfrm>
                     <a:prstGeom prst="rect">
                       <a:avLst/>
@@ -1897,14 +1949,34 @@
     <w:p>
       <w:pPr>
         <w:spacing w:line="360" w:lineRule="auto"/>
+        <w:ind w:firstLine="480" w:firstLineChars="200"/>
+        <w:jc w:val="center"/>
+        <w:rPr>
+          <w:rFonts w:hint="eastAsia"/>
+          <w:kern w:val="0"/>
+          <w:sz w:val="24"/>
+        </w:rPr>
+      </w:pPr>
+      <w:r>
+        <w:rPr>
+          <w:rFonts w:hint="eastAsia"/>
+          <w:kern w:val="0"/>
+          <w:sz w:val="24"/>
+        </w:rPr>
+        <w:t>图4. 关键点的标注示例。</w:t>
+      </w:r>
+    </w:p>
+    <w:p>
+      <w:pPr>
+        <w:spacing w:line="360" w:lineRule="auto"/>
         <w:jc w:val="center"/>
       </w:pPr>
       <w:r>
         <w:drawing>
           <wp:inline distT="0" distB="0" distL="114300" distR="114300">
-            <wp:extent cx="5064125" cy="3048000"/>
-            <wp:effectExtent l="0" t="0" r="3175" b="0"/>
-            <wp:docPr id="7" name="图片 6"/>
+            <wp:extent cx="2730500" cy="1320800"/>
+            <wp:effectExtent l="0" t="0" r="0" b="0"/>
+            <wp:docPr id="13" name="图片 5"/>
             <wp:cNvGraphicFramePr>
               <a:graphicFrameLocks xmlns:a="http://schemas.openxmlformats.org/drawingml/2006/main" noChangeAspect="1"/>
             </wp:cNvGraphicFramePr>
@@ -1912,7 +1984,7 @@
               <a:graphicData uri="http://schemas.openxmlformats.org/drawingml/2006/picture">
                 <pic:pic xmlns:pic="http://schemas.openxmlformats.org/drawingml/2006/picture">
                   <pic:nvPicPr>
-                    <pic:cNvPr id="7" name="图片 6"/>
+                    <pic:cNvPr id="13" name="图片 5"/>
                     <pic:cNvPicPr>
                       <a:picLocks noChangeAspect="1"/>
                     </pic:cNvPicPr>
@@ -1926,7 +1998,7 @@
                   <pic:spPr>
                     <a:xfrm>
                       <a:off x="0" y="0"/>
-                      <a:ext cx="5064125" cy="3048000"/>
+                      <a:ext cx="2730500" cy="1320800"/>
                     </a:xfrm>
                     <a:prstGeom prst="rect">
                       <a:avLst/>
@@ -1946,14 +2018,54 @@
     <w:p>
       <w:pPr>
         <w:spacing w:line="360" w:lineRule="auto"/>
+        <w:ind w:firstLine="480" w:firstLineChars="200"/>
+        <w:jc w:val="center"/>
+        <w:rPr>
+          <w:rFonts w:hint="eastAsia"/>
+          <w:kern w:val="0"/>
+          <w:sz w:val="24"/>
+        </w:rPr>
+      </w:pPr>
+      <w:r>
+        <w:rPr>
+          <w:rFonts w:hint="eastAsia"/>
+          <w:kern w:val="0"/>
+          <w:sz w:val="24"/>
+        </w:rPr>
+        <w:t>图5. 利用关键点计算得到的身体尺寸参数。</w:t>
+      </w:r>
+    </w:p>
+    <w:p>
+      <w:pPr>
+        <w:spacing w:line="360" w:lineRule="auto"/>
+        <w:ind w:firstLine="480" w:firstLineChars="200"/>
+        <w:jc w:val="center"/>
+        <w:rPr>
+          <w:rFonts w:hint="eastAsia"/>
+          <w:kern w:val="0"/>
+          <w:sz w:val="24"/>
+        </w:rPr>
+      </w:pPr>
+      <w:r>
+        <w:rPr>
+          <w:rFonts w:hint="eastAsia"/>
+          <w:kern w:val="0"/>
+          <w:sz w:val="24"/>
+        </w:rPr>
+        <w:t>表1. 身体尺寸测量数据。</w:t>
+      </w:r>
+    </w:p>
+    <w:p>
+      <w:pPr>
+        <w:spacing w:line="360" w:lineRule="auto"/>
         <w:jc w:val="center"/>
       </w:pPr>
       <w:r>
         <w:drawing>
           <wp:inline distT="0" distB="0" distL="114300" distR="114300">
-            <wp:extent cx="5133340" cy="2269490"/>
-            <wp:effectExtent l="0" t="0" r="10160" b="16510"/>
-            <wp:docPr id="8" name="图片 7"/>
+            <wp:extent cx="3219450" cy="1200150"/>
+            <wp:effectExtent l="0" t="0" r="6350" b="6350"/>
+            <wp:docPr id="15" name="图片 7"/>
             <wp:cNvGraphicFramePr>
               <a:graphicFrameLocks xmlns:a="http://schemas.openxmlformats.org/drawingml/2006/main" noChangeAspect="1"/>
             </wp:cNvGraphicFramePr>
@@ -1961,7 +2073,7 @@
               <a:graphicData uri="http://schemas.openxmlformats.org/drawingml/2006/picture">
                 <pic:pic xmlns:pic="http://schemas.openxmlformats.org/drawingml/2006/picture">
                   <pic:nvPicPr>
-                    <pic:cNvPr id="8" name="图片 7"/>
+                    <pic:cNvPr id="15" name="图片 7"/>
                     <pic:cNvPicPr>
                       <a:picLocks noChangeAspect="1"/>
                     </pic:cNvPicPr>
@@ -1975,7 +2087,7 @@
                   <pic:spPr>
                     <a:xfrm>
                       <a:off x="0" y="0"/>
-                      <a:ext cx="5133340" cy="2269490"/>
+                      <a:ext cx="3219450" cy="1200150"/>
                     </a:xfrm>
                     <a:prstGeom prst="rect">
                       <a:avLst/>
@@ -1991,6 +2103,8 @@
           </wp:inline>
         </w:drawing>
       </w:r>
+      <w:bookmarkStart w:id="0" w:name="_GoBack"/>
+      <w:bookmarkEnd w:id="0"/>
     </w:p>
     <w:p>
       <w:pPr>
@@ -3069,18 +3183,13 @@
       <w:pPr>
         <w:spacing w:line="360" w:lineRule="auto"/>
         <w:ind w:firstLine="420" w:firstLineChars="200"/>
-        <w:rPr>
-          <w:rFonts w:hAnsi="Cambria Math"/>
-          <w:i w:val="0"/>
-          <w:sz w:val="24"/>
-        </w:rPr>
       </w:pPr>
       <w:r>
         <w:drawing>
           <wp:inline distT="0" distB="0" distL="114300" distR="114300">
-            <wp:extent cx="5647690" cy="4806315"/>
-            <wp:effectExtent l="0" t="0" r="10160" b="13335"/>
-            <wp:docPr id="9" name="图片 8"/>
+            <wp:extent cx="5111750" cy="5473700"/>
+            <wp:effectExtent l="0" t="0" r="6350" b="0"/>
+            <wp:docPr id="16" name="图片 8"/>
             <wp:cNvGraphicFramePr>
               <a:graphicFrameLocks xmlns:a="http://schemas.openxmlformats.org/drawingml/2006/main" noChangeAspect="1"/>
             </wp:cNvGraphicFramePr>
@@ -3088,7 +3197,7 @@
               <a:graphicData uri="http://schemas.openxmlformats.org/drawingml/2006/picture">
                 <pic:pic xmlns:pic="http://schemas.openxmlformats.org/drawingml/2006/picture">
                   <pic:nvPicPr>
-                    <pic:cNvPr id="9" name="图片 8"/>
+                    <pic:cNvPr id="16" name="图片 8"/>
                     <pic:cNvPicPr>
                       <a:picLocks noChangeAspect="1"/>
                     </pic:cNvPicPr>
@@ -3102,7 +3211,7 @@
                   <pic:spPr>
                     <a:xfrm>
                       <a:off x="0" y="0"/>
-                      <a:ext cx="5647690" cy="4806315"/>
+                      <a:ext cx="5111750" cy="5473700"/>
                     </a:xfrm>
                     <a:prstGeom prst="rect">
                       <a:avLst/>
@@ -3123,28 +3232,44 @@
       <w:pPr>
         <w:spacing w:line="360" w:lineRule="auto"/>
         <w:ind w:firstLine="480" w:firstLineChars="200"/>
-        <w:rPr>
-          <w:kern w:val="0"/>
-          <w:sz w:val="24"/>
-        </w:rPr>
-      </w:pPr>
-      <w:r>
+        <w:jc w:val="center"/>
         <w:rPr>
           <w:rFonts w:hint="eastAsia"/>
           <w:kern w:val="0"/>
           <w:sz w:val="24"/>
         </w:rPr>
-        <w:t>与目标检测类似，计算精度和召回值，然后计算最终度量mAP (Dutta and Dawn, 2023)。深度学习分析中使用了开源Python 3.8.3 (Van Rossum and Drake,2009)包程序和Pytorch 1.11.0 (Paszke et al.， 2019)，这是一个针对YOLO v8 pose的高性能深度学习库。研究中使用的计算机的硬件特征如下;处理器:英特尔酷睿i7-9750H，图 形 :NVIDIA GeForce RTX 2070, 8 GB GDDR6 专 用VRAM，内</w:t>
-      </w:r>
-      <w:bookmarkStart w:id="0" w:name="_GoBack"/>
-      <w:bookmarkEnd w:id="0"/>
+      </w:pPr>
       <w:r>
         <w:rPr>
           <w:rFonts w:hint="eastAsia"/>
           <w:kern w:val="0"/>
           <w:sz w:val="24"/>
         </w:rPr>
-        <w:t>存:32 GB DDR4 2666 MHz。</w:t>
+        <w:t>图6. 姿态分类模型训练过程中获得的结果。</w:t>
+      </w:r>
+    </w:p>
+    <w:p>
+      <w:pPr>
+        <w:spacing w:line="360" w:lineRule="auto"/>
+        <w:ind w:firstLine="420" w:firstLineChars="200"/>
+      </w:pPr>
+    </w:p>
+    <w:p>
+      <w:pPr>
+        <w:spacing w:line="360" w:lineRule="auto"/>
+        <w:ind w:firstLine="480" w:firstLineChars="200"/>
+        <w:rPr>
+          <w:kern w:val="0"/>
+          <w:sz w:val="24"/>
+        </w:rPr>
+      </w:pPr>
+      <w:r>
+        <w:rPr>
+          <w:rFonts w:hint="eastAsia"/>
+          <w:kern w:val="0"/>
+          <w:sz w:val="24"/>
+        </w:rPr>
+        <w:t>与目标检测类似，计算精度和召回值，然后计算最终度量mAP (Dutta and Dawn, 2023)。深度学习分析中使用了开源Python 3.8.3 (Van Rossum and Drake,2009)包程序和Pytorch 1.11.0 (Paszke et al.， 2019)，这是一个针对YOLO v8 pose的高性能深度学习库。研究中使用的计算机的硬件特征如下;处理器:英特尔酷睿i7-9750H，图 形 :NVIDIA GeForce RTX 2070, 8 GB GDDR6 专 用VRAM，内存:32 GB DDR4 2666 MHz。</w:t>
       </w:r>
     </w:p>
     <w:sectPr>
@@ -3179,7 +3304,7 @@
       <w:pStyle w:val="7"/>
       <w:framePr w:wrap="around" w:vAnchor="text" w:hAnchor="margin" w:xAlign="center" w:y="1"/>
       <w:rPr>
-        <w:rStyle w:val="12"/>
+        <w:rStyle w:val="13"/>
       </w:rPr>
     </w:pPr>
     <w:r>
@@ -3187,7 +3312,7 @@
     </w:r>
     <w:r>
       <w:rPr>
-        <w:rStyle w:val="12"/>
+        <w:rStyle w:val="13"/>
       </w:rPr>
       <w:instrText xml:space="preserve">PAGE  </w:instrText>
     </w:r>
@@ -3305,7 +3430,7 @@
     <w:lsdException w:uiPriority="99" w:name="Closing"/>
     <w:lsdException w:uiPriority="99" w:name="Signature"/>
     <w:lsdException w:qFormat="1" w:uiPriority="1" w:name="Default Paragraph Font"/>
-    <w:lsdException w:unhideWhenUsed="0" w:uiPriority="0" w:semiHidden="0" w:name="Body Text"/>
+    <w:lsdException w:qFormat="1" w:unhideWhenUsed="0" w:uiPriority="0" w:semiHidden="0" w:name="Body Text"/>
     <w:lsdException w:unhideWhenUsed="0" w:uiPriority="0" w:semiHidden="0" w:name="Body Text Indent"/>
     <w:lsdException w:uiPriority="99" w:name="List Continue"/>
     <w:lsdException w:uiPriority="99" w:name="List Continue 2"/>
@@ -3342,7 +3467,7 @@
     <w:lsdException w:uiPriority="99" w:name="HTML Sample"/>
     <w:lsdException w:uiPriority="99" w:name="HTML Typewriter"/>
     <w:lsdException w:uiPriority="99" w:name="HTML Variable"/>
-    <w:lsdException w:uiPriority="99" w:name="Normal Table"/>
+    <w:lsdException w:qFormat="1" w:uiPriority="99" w:name="Normal Table"/>
     <w:lsdException w:uiPriority="99" w:name="annotation subject"/>
     <w:lsdException w:uiPriority="99" w:name="Table Simple 1"/>
     <w:lsdException w:uiPriority="99" w:name="Table Simple 2"/>
@@ -3515,6 +3640,7 @@
     <w:name w:val="Normal Table"/>
     <w:semiHidden/>
     <w:unhideWhenUsed/>
+    <w:qFormat/>
     <w:uiPriority w:val="99"/>
     <w:tblPr>
       <w:tblCellMar>
@@ -3528,7 +3654,8 @@
   <w:style w:type="paragraph" w:styleId="2">
     <w:name w:val="Body Text"/>
     <w:basedOn w:val="1"/>
-    <w:link w:val="18"/>
+    <w:link w:val="19"/>
+    <w:qFormat/>
     <w:uiPriority w:val="0"/>
     <w:pPr>
       <w:jc w:val="center"/>
@@ -3578,7 +3705,7 @@
   <w:style w:type="paragraph" w:styleId="6">
     <w:name w:val="Balloon Text"/>
     <w:basedOn w:val="1"/>
-    <w:link w:val="15"/>
+    <w:link w:val="16"/>
     <w:qFormat/>
     <w:uiPriority w:val="0"/>
     <w:rPr>
@@ -3589,7 +3716,7 @@
   <w:style w:type="paragraph" w:styleId="7">
     <w:name w:val="footer"/>
     <w:basedOn w:val="1"/>
-    <w:link w:val="16"/>
+    <w:link w:val="17"/>
     <w:uiPriority w:val="0"/>
     <w:pPr>
       <w:tabs>
@@ -3607,7 +3734,7 @@
   <w:style w:type="paragraph" w:styleId="8">
     <w:name w:val="header"/>
     <w:basedOn w:val="1"/>
-    <w:link w:val="17"/>
+    <w:link w:val="18"/>
     <w:qFormat/>
     <w:uiPriority w:val="0"/>
     <w:pPr>
@@ -3643,12 +3770,21 @@
     </w:rPr>
   </w:style>
   <w:style w:type="character" w:styleId="12">
+    <w:name w:val="Strong"/>
+    <w:basedOn w:val="11"/>
+    <w:qFormat/>
+    <w:uiPriority w:val="22"/>
+    <w:rPr>
+      <w:b/>
+    </w:rPr>
+  </w:style>
+  <w:style w:type="character" w:styleId="13">
     <w:name w:val="page number"/>
     <w:basedOn w:val="11"/>
     <w:qFormat/>
     <w:uiPriority w:val="0"/>
   </w:style>
-  <w:style w:type="character" w:styleId="13">
+  <w:style w:type="character" w:styleId="14">
     <w:name w:val="FollowedHyperlink"/>
     <w:qFormat/>
     <w:uiPriority w:val="0"/>
@@ -3657,7 +3793,7 @@
       <w:u w:val="single"/>
     </w:rPr>
   </w:style>
-  <w:style w:type="character" w:styleId="14">
+  <w:style w:type="character" w:styleId="15">
     <w:name w:val="Hyperlink"/>
     <w:uiPriority w:val="0"/>
     <w:rPr>
@@ -3665,7 +3801,7 @@
       <w:u w:val="single"/>
     </w:rPr>
   </w:style>
-  <w:style w:type="character" w:customStyle="1" w:styleId="15">
+  <w:style w:type="character" w:customStyle="1" w:styleId="16">
     <w:name w:val="批注框文本 字符"/>
     <w:link w:val="6"/>
     <w:qFormat/>
@@ -3676,7 +3812,7 @@
       <w:szCs w:val="18"/>
     </w:rPr>
   </w:style>
-  <w:style w:type="character" w:customStyle="1" w:styleId="16">
+  <w:style w:type="character" w:customStyle="1" w:styleId="17">
     <w:name w:val="页脚 字符"/>
     <w:link w:val="7"/>
     <w:qFormat/>
@@ -3687,9 +3823,10 @@
       <w:szCs w:val="18"/>
     </w:rPr>
   </w:style>
-  <w:style w:type="character" w:customStyle="1" w:styleId="17">
+  <w:style w:type="character" w:customStyle="1" w:styleId="18">
     <w:name w:val="页眉 字符"/>
     <w:link w:val="8"/>
+    <w:qFormat/>
     <w:uiPriority w:val="0"/>
     <w:rPr>
       <w:kern w:val="2"/>
@@ -3697,7 +3834,7 @@
       <w:szCs w:val="18"/>
     </w:rPr>
   </w:style>
-  <w:style w:type="character" w:customStyle="1" w:styleId="18">
+  <w:style w:type="character" w:customStyle="1" w:styleId="19">
     <w:name w:val="正文文本 字符"/>
     <w:link w:val="2"/>
     <w:qFormat/>

--- a/翻译/余涛外文翻译改.docx
+++ b/翻译/余涛外文翻译改.docx
@@ -2103,8 +2103,6 @@
           </wp:inline>
         </w:drawing>
       </w:r>
-      <w:bookmarkStart w:id="0" w:name="_GoBack"/>
-      <w:bookmarkEnd w:id="0"/>
     </w:p>
     <w:p>
       <w:pPr>
@@ -3259,18 +3257,968 @@
         <w:spacing w:line="360" w:lineRule="auto"/>
         <w:ind w:firstLine="480" w:firstLineChars="200"/>
         <w:rPr>
-          <w:kern w:val="0"/>
-          <w:sz w:val="24"/>
-        </w:rPr>
-      </w:pPr>
-      <w:r>
-        <w:rPr>
           <w:rFonts w:hint="eastAsia"/>
           <w:kern w:val="0"/>
           <w:sz w:val="24"/>
         </w:rPr>
+      </w:pPr>
+      <w:r>
+        <w:rPr>
+          <w:rFonts w:hint="eastAsia"/>
+          <w:kern w:val="0"/>
+          <w:sz w:val="24"/>
+        </w:rPr>
         <w:t>与目标检测类似，计算精度和召回值，然后计算最终度量mAP (Dutta and Dawn, 2023)。深度学习分析中使用了开源Python 3.8.3 (Van Rossum and Drake,2009)包程序和Pytorch 1.11.0 (Paszke et al.， 2019)，这是一个针对YOLO v8 pose的高性能深度学习库。研究中使用的计算机的硬件特征如下;处理器:英特尔酷睿i7-9750H，图 形 :NVIDIA GeForce RTX 2070, 8 GB GDDR6 专 用VRAM，内存:32 GB DDR4 2666 MHz。</w:t>
       </w:r>
+    </w:p>
+    <w:p>
+      <w:pPr>
+        <w:spacing w:line="360" w:lineRule="auto"/>
+        <w:jc w:val="left"/>
+        <w:rPr>
+          <w:rFonts w:hint="eastAsia" w:ascii="宋体" w:hAnsi="宋体"/>
+          <w:sz w:val="28"/>
+          <w:szCs w:val="28"/>
+        </w:rPr>
+      </w:pPr>
+      <w:r>
+        <w:rPr>
+          <w:rFonts w:hint="eastAsia" w:ascii="宋体" w:hAnsi="宋体"/>
+          <w:sz w:val="28"/>
+          <w:szCs w:val="28"/>
+        </w:rPr>
+        <w:t>参考文献</w:t>
+      </w:r>
+    </w:p>
+    <w:p>
+      <w:pPr>
+        <w:numPr>
+          <w:ilvl w:val="0"/>
+          <w:numId w:val="2"/>
+        </w:numPr>
+        <w:spacing w:line="360" w:lineRule="auto"/>
+        <w:rPr>
+          <w:rFonts w:hint="eastAsia" w:ascii="宋体" w:hAnsi="宋体" w:cs="宋体"/>
+          <w:sz w:val="24"/>
+        </w:rPr>
+      </w:pPr>
+      <w:bookmarkStart w:id="0" w:name="_Ref29857"/>
+      <w:bookmarkStart w:id="1" w:name="_Ref12225"/>
+      <w:r>
+        <w:rPr>
+          <w:rFonts w:hint="eastAsia" w:ascii="宋体" w:hAnsi="宋体" w:cs="宋体"/>
+          <w:sz w:val="24"/>
+        </w:rPr>
+        <w:t>Alvarenga, F.A.P., Borges, I., Palkovič, L., Rodina, J., Oddy, V.H., Dobos, R.C. 2016. Using a three-axis accelerometer to identify and classify sheep behaviour at pasture. Appl. Anim. Behav. Sci. 181:91-99.</w:t>
+      </w:r>
+    </w:p>
+    <w:bookmarkEnd w:id="0"/>
+    <w:p>
+      <w:pPr>
+        <w:numPr>
+          <w:ilvl w:val="0"/>
+          <w:numId w:val="2"/>
+        </w:numPr>
+        <w:spacing w:line="360" w:lineRule="auto"/>
+        <w:rPr>
+          <w:rFonts w:hint="eastAsia" w:ascii="宋体" w:hAnsi="宋体" w:cs="宋体"/>
+          <w:sz w:val="24"/>
+        </w:rPr>
+      </w:pPr>
+      <w:r>
+        <w:rPr>
+          <w:rFonts w:hint="eastAsia" w:ascii="宋体" w:hAnsi="宋体" w:cs="宋体"/>
+          <w:sz w:val="24"/>
+        </w:rPr>
+        <w:t>Bati, C.T., Ser, G. 2023a. SHEEPFEARNET: Sheep fear test behaviors classification approach from video data based on optical flow and convolutional neural networks. Comput. Electron. Agr. 204:107540.</w:t>
+      </w:r>
+    </w:p>
+    <w:p>
+      <w:pPr>
+        <w:numPr>
+          <w:ilvl w:val="0"/>
+          <w:numId w:val="2"/>
+        </w:numPr>
+        <w:spacing w:line="360" w:lineRule="auto"/>
+        <w:rPr>
+          <w:rFonts w:hint="eastAsia" w:ascii="宋体" w:hAnsi="宋体" w:cs="宋体"/>
+          <w:sz w:val="24"/>
+        </w:rPr>
+      </w:pPr>
+      <w:bookmarkStart w:id="2" w:name="_Ref4296"/>
+      <w:r>
+        <w:rPr>
+          <w:rFonts w:hint="eastAsia" w:ascii="宋体" w:hAnsi="宋体" w:cs="宋体"/>
+          <w:sz w:val="24"/>
+        </w:rPr>
+        <w:t>Bati, C.T., Ser, G. 2023b. Effects of data augmentation methods on YOLO v5s: application of deep learning with Pytorch for indi</w:t>
+      </w:r>
+      <w:r>
+        <w:rPr>
+          <w:rFonts w:hint="eastAsia" w:ascii="宋体" w:hAnsi="宋体" w:cs="宋体"/>
+          <w:sz w:val="24"/>
+        </w:rPr>
+        <w:t/>
+      </w:r>
+      <w:r>
+        <w:rPr>
+          <w:rFonts w:hint="eastAsia" w:ascii="宋体" w:hAnsi="宋体" w:cs="宋体"/>
+          <w:sz w:val="24"/>
+        </w:rPr>
+        <w:t>vidual cattle identification. YYU J. Agr. Sci. 33:363-376.</w:t>
+      </w:r>
+    </w:p>
+    <w:p>
+      <w:pPr>
+        <w:numPr>
+          <w:ilvl w:val="0"/>
+          <w:numId w:val="2"/>
+        </w:numPr>
+        <w:spacing w:line="360" w:lineRule="auto"/>
+        <w:rPr>
+          <w:rFonts w:hint="eastAsia" w:ascii="宋体" w:hAnsi="宋体" w:cs="宋体"/>
+          <w:sz w:val="24"/>
+        </w:rPr>
+      </w:pPr>
+      <w:r>
+        <w:rPr>
+          <w:rFonts w:hint="eastAsia" w:ascii="宋体" w:hAnsi="宋体" w:cs="宋体"/>
+          <w:sz w:val="24"/>
+        </w:rPr>
+        <w:t>Bati, C.T. Ser, G. 2024. Improved sheep identification and tracking algorithm based on YOLOv5 + SORT methods. SIViP 18:6683–6694.</w:t>
+      </w:r>
+    </w:p>
+    <w:bookmarkEnd w:id="2"/>
+    <w:p>
+      <w:pPr>
+        <w:numPr>
+          <w:ilvl w:val="0"/>
+          <w:numId w:val="2"/>
+        </w:numPr>
+        <w:spacing w:line="360" w:lineRule="auto"/>
+        <w:rPr>
+          <w:rFonts w:hint="eastAsia" w:ascii="宋体" w:hAnsi="宋体" w:cs="宋体"/>
+          <w:sz w:val="24"/>
+        </w:rPr>
+      </w:pPr>
+      <w:bookmarkStart w:id="3" w:name="_Ref4315"/>
+      <w:bookmarkStart w:id="4" w:name="_Ref21638"/>
+      <w:r>
+        <w:rPr>
+          <w:rFonts w:hint="eastAsia" w:ascii="宋体" w:hAnsi="宋体" w:cs="宋体"/>
+          <w:sz w:val="24"/>
+        </w:rPr>
+        <w:t>Castillo, P.E., Macedo, R.J., Arredondo, V., Zepeda, J.L., Valencia</w:t>
+      </w:r>
+      <w:r>
+        <w:rPr>
+          <w:rFonts w:hint="eastAsia" w:ascii="宋体" w:hAnsi="宋体" w:cs="宋体"/>
+          <w:sz w:val="24"/>
+        </w:rPr>
+        <w:t/>
+      </w:r>
+      <w:r>
+        <w:rPr>
+          <w:rFonts w:hint="eastAsia" w:ascii="宋体" w:hAnsi="宋体" w:cs="宋体"/>
+          <w:sz w:val="24"/>
+        </w:rPr>
+        <w:t>Posadas, M., Haubi, C.U. 2023. Morphological description and live weight prediction from body measurements of Socorro Island Merino lambs. Animal 13:1978.</w:t>
+      </w:r>
+    </w:p>
+    <w:bookmarkEnd w:id="3"/>
+    <w:bookmarkEnd w:id="4"/>
+    <w:p>
+      <w:pPr>
+        <w:numPr>
+          <w:ilvl w:val="0"/>
+          <w:numId w:val="2"/>
+        </w:numPr>
+        <w:spacing w:line="360" w:lineRule="auto"/>
+        <w:rPr>
+          <w:rFonts w:hint="eastAsia" w:ascii="宋体" w:hAnsi="宋体" w:cs="宋体"/>
+          <w:sz w:val="24"/>
+        </w:rPr>
+      </w:pPr>
+      <w:bookmarkStart w:id="5" w:name="_Ref5958"/>
+      <w:r>
+        <w:rPr>
+          <w:rFonts w:hint="eastAsia" w:ascii="宋体" w:hAnsi="宋体" w:cs="宋体"/>
+          <w:sz w:val="24"/>
+        </w:rPr>
+        <w:t>Cheng, M., Yuan, H., Wang, Q., Cai, Z., Liu, Y., Zhang, Y. 2022. Application of deep learning in sheep behaviors recognition and influence analysis of training data characteristics on the recognition effect. Comput. Electron. Agric. 198:107010.</w:t>
+      </w:r>
+    </w:p>
+    <w:bookmarkEnd w:id="5"/>
+    <w:p>
+      <w:pPr>
+        <w:numPr>
+          <w:ilvl w:val="0"/>
+          <w:numId w:val="2"/>
+        </w:numPr>
+        <w:spacing w:line="360" w:lineRule="auto"/>
+        <w:rPr>
+          <w:rFonts w:hint="eastAsia" w:ascii="宋体" w:hAnsi="宋体" w:cs="宋体"/>
+          <w:sz w:val="24"/>
+        </w:rPr>
+      </w:pPr>
+      <w:r>
+        <w:rPr>
+          <w:rFonts w:hint="eastAsia" w:ascii="宋体" w:hAnsi="宋体" w:cs="宋体"/>
+          <w:sz w:val="24"/>
+        </w:rPr>
+        <w:t>Deng, X., Yan, X., Hou, Y., Wu, H., Feng, C., Chen, L., et al. 2021. Detection of behaviour and posture of sheep based on YOLOv3. Inmateh. Agr. Eng. 64:457-466.</w:t>
+      </w:r>
+    </w:p>
+    <w:p>
+      <w:pPr>
+        <w:numPr>
+          <w:ilvl w:val="0"/>
+          <w:numId w:val="2"/>
+        </w:numPr>
+        <w:spacing w:line="360" w:lineRule="auto"/>
+        <w:rPr>
+          <w:rFonts w:hint="eastAsia" w:ascii="宋体" w:hAnsi="宋体" w:cs="宋体"/>
+          <w:sz w:val="24"/>
+        </w:rPr>
+      </w:pPr>
+      <w:r>
+        <w:rPr>
+          <w:rFonts w:hint="eastAsia" w:ascii="宋体" w:hAnsi="宋体" w:cs="宋体"/>
+          <w:sz w:val="24"/>
+        </w:rPr>
+        <w:t>Dutta, T., Dawn, K. 2023. Object keypoint similarity in keypoint detection. Accessed on: 31 July 2024. Available from: https://lea rnopencv.com/object -keypoint -simila rity /#disqus_thread</w:t>
+      </w:r>
+    </w:p>
+    <w:bookmarkEnd w:id="1"/>
+    <w:p>
+      <w:pPr>
+        <w:numPr>
+          <w:ilvl w:val="0"/>
+          <w:numId w:val="2"/>
+        </w:numPr>
+        <w:spacing w:line="360" w:lineRule="auto"/>
+        <w:rPr>
+          <w:rFonts w:hint="eastAsia" w:ascii="宋体" w:hAnsi="宋体" w:cs="宋体"/>
+          <w:sz w:val="24"/>
+        </w:rPr>
+      </w:pPr>
+      <w:bookmarkStart w:id="6" w:name="_Ref21188"/>
+      <w:bookmarkStart w:id="7" w:name="_Ref14579"/>
+      <w:bookmarkStart w:id="8" w:name="_Ref8992"/>
+      <w:r>
+        <w:rPr>
+          <w:rFonts w:hint="eastAsia" w:ascii="宋体" w:hAnsi="宋体" w:cs="宋体"/>
+          <w:sz w:val="24"/>
+        </w:rPr>
+        <w:t>Forslund, A., Tibi, A., Schmitt, B., Marajo-Petitzon, E., Debaeke, P., Durand, JL., et al. 2023. Can healthy diets be achieved worldwide in 2050 without farmland expansion? Glob. Food. Secur. 39:100711.</w:t>
+      </w:r>
+    </w:p>
+    <w:bookmarkEnd w:id="6"/>
+    <w:p>
+      <w:pPr>
+        <w:numPr>
+          <w:ilvl w:val="0"/>
+          <w:numId w:val="2"/>
+        </w:numPr>
+        <w:spacing w:line="360" w:lineRule="auto"/>
+        <w:rPr>
+          <w:rFonts w:hint="eastAsia" w:ascii="宋体" w:hAnsi="宋体" w:cs="宋体"/>
+          <w:sz w:val="24"/>
+        </w:rPr>
+      </w:pPr>
+      <w:r>
+        <w:rPr>
+          <w:rFonts w:hint="eastAsia" w:ascii="宋体" w:hAnsi="宋体" w:cs="宋体"/>
+          <w:sz w:val="24"/>
+        </w:rPr>
+        <w:t>Gao, G., Wang, C., Wang, J., Lv, Y., Li, Q. Ma, Y., et al. 2023. CNN-Bi-LSTM: A Complex environment-oriented cattle behavior classification network based on the fusion of CNN Article</w:t>
+      </w:r>
+      <w:r>
+        <w:rPr>
+          <w:rFonts w:hint="eastAsia" w:ascii="宋体" w:hAnsi="宋体" w:cs="宋体"/>
+          <w:sz w:val="24"/>
+          <w:lang w:val="en-US" w:eastAsia="zh-CN"/>
+        </w:rPr>
+        <w:t xml:space="preserve"> </w:t>
+      </w:r>
+      <w:r>
+        <w:rPr>
+          <w:rFonts w:hint="eastAsia" w:ascii="宋体" w:hAnsi="宋体" w:cs="宋体"/>
+          <w:sz w:val="24"/>
+        </w:rPr>
+        <w:t>and Bi-LSTM. Sensors (Basel) 23: 714.</w:t>
+      </w:r>
+    </w:p>
+    <w:bookmarkEnd w:id="7"/>
+    <w:bookmarkEnd w:id="8"/>
+    <w:p>
+      <w:pPr>
+        <w:numPr>
+          <w:ilvl w:val="0"/>
+          <w:numId w:val="2"/>
+        </w:numPr>
+        <w:spacing w:line="360" w:lineRule="auto"/>
+        <w:rPr>
+          <w:rFonts w:hint="eastAsia" w:ascii="宋体" w:hAnsi="宋体" w:cs="宋体"/>
+          <w:sz w:val="24"/>
+        </w:rPr>
+      </w:pPr>
+      <w:bookmarkStart w:id="9" w:name="_Ref9077"/>
+      <w:bookmarkStart w:id="10" w:name="_Ref14668"/>
+      <w:r>
+        <w:rPr>
+          <w:rFonts w:hint="eastAsia" w:ascii="宋体" w:hAnsi="宋体" w:cs="宋体"/>
+          <w:sz w:val="24"/>
+        </w:rPr>
+        <w:t>González-Baldizón,Y.,Pérez-Patricio,M.,Camas-Anzueto,J.L.,Rodríguez-Elías, O.M., Escobar-Gómez, E.N., Vazquez</w:t>
+      </w:r>
+      <w:r>
+        <w:rPr>
+          <w:rFonts w:hint="eastAsia" w:ascii="宋体" w:hAnsi="宋体" w:cs="宋体"/>
+          <w:sz w:val="24"/>
+        </w:rPr>
+        <w:t/>
+      </w:r>
+      <w:r>
+        <w:rPr>
+          <w:rFonts w:hint="eastAsia" w:ascii="宋体" w:hAnsi="宋体" w:cs="宋体"/>
+          <w:sz w:val="24"/>
+        </w:rPr>
+        <w:t>Delgado, H.D., et al.2022. Lamb behaviors analysis using a predictive CNN model and a single camera. App. Sci. 12:4712.</w:t>
+      </w:r>
+    </w:p>
+    <w:p>
+      <w:pPr>
+        <w:numPr>
+          <w:ilvl w:val="0"/>
+          <w:numId w:val="2"/>
+        </w:numPr>
+        <w:spacing w:line="360" w:lineRule="auto"/>
+        <w:rPr>
+          <w:rFonts w:hint="eastAsia" w:ascii="宋体" w:hAnsi="宋体" w:cs="宋体"/>
+          <w:sz w:val="24"/>
+        </w:rPr>
+      </w:pPr>
+      <w:r>
+        <w:rPr>
+          <w:rFonts w:hint="eastAsia" w:ascii="宋体" w:hAnsi="宋体" w:cs="宋体"/>
+          <w:sz w:val="24"/>
+        </w:rPr>
+        <w:t>Hamadani,A.,Ganai,N.A. 2023. Artificial intelligence algorithm comparison and ranking for weight prediction in sheep. Sci. Rep. 13: 3242.</w:t>
+      </w:r>
+    </w:p>
+    <w:bookmarkEnd w:id="9"/>
+    <w:bookmarkEnd w:id="10"/>
+    <w:p>
+      <w:pPr>
+        <w:numPr>
+          <w:ilvl w:val="0"/>
+          <w:numId w:val="2"/>
+        </w:numPr>
+        <w:spacing w:line="360" w:lineRule="auto"/>
+        <w:rPr>
+          <w:rFonts w:hint="eastAsia" w:ascii="宋体" w:hAnsi="宋体" w:cs="宋体"/>
+          <w:sz w:val="24"/>
+        </w:rPr>
+      </w:pPr>
+      <w:bookmarkStart w:id="11" w:name="_Ref9583"/>
+      <w:bookmarkStart w:id="12" w:name="_Ref15161"/>
+      <w:r>
+        <w:rPr>
+          <w:rFonts w:hint="eastAsia" w:ascii="宋体" w:hAnsi="宋体" w:cs="宋体"/>
+          <w:sz w:val="24"/>
+        </w:rPr>
+        <w:t>He, C., Qiao, Y., Mao, R., Li, M., Wang, M. 2023. Enhanced LiteHRNet based sheep weight estimation using RGB-D images. Comput. Electron. Agr. 206:107667.</w:t>
+      </w:r>
+    </w:p>
+    <w:bookmarkEnd w:id="11"/>
+    <w:p>
+      <w:pPr>
+        <w:numPr>
+          <w:ilvl w:val="0"/>
+          <w:numId w:val="2"/>
+        </w:numPr>
+        <w:spacing w:line="360" w:lineRule="auto"/>
+        <w:rPr>
+          <w:rFonts w:hint="eastAsia" w:ascii="宋体" w:hAnsi="宋体" w:cs="宋体"/>
+          <w:sz w:val="24"/>
+        </w:rPr>
+      </w:pPr>
+      <w:r>
+        <w:rPr>
+          <w:rFonts w:hint="eastAsia" w:ascii="宋体" w:hAnsi="宋体" w:cs="宋体"/>
+          <w:sz w:val="24"/>
+          <w:lang w:val="en-US" w:eastAsia="zh-CN"/>
+        </w:rPr>
+        <w:t>Horie, R., Miyasaka, T., Yoshihara, Y. 2023. Grazing behavior of Mongolian sheep under different climatic conditions. J. Arid. Envion. 209:104890.</w:t>
+      </w:r>
+    </w:p>
+    <w:p>
+      <w:pPr>
+        <w:numPr>
+          <w:ilvl w:val="0"/>
+          <w:numId w:val="2"/>
+        </w:numPr>
+        <w:spacing w:line="360" w:lineRule="auto"/>
+        <w:rPr>
+          <w:rFonts w:hint="eastAsia" w:ascii="宋体" w:hAnsi="宋体" w:cs="宋体"/>
+          <w:sz w:val="24"/>
+          <w:lang w:val="en-US" w:eastAsia="zh-CN"/>
+        </w:rPr>
+      </w:pPr>
+      <w:r>
+        <w:rPr>
+          <w:rFonts w:hint="eastAsia" w:ascii="宋体" w:hAnsi="宋体" w:cs="宋体"/>
+          <w:sz w:val="24"/>
+          <w:lang w:val="en-US" w:eastAsia="zh-CN"/>
+        </w:rPr>
+        <w:t xml:space="preserve">Hu, T., Yan, R., Jiang, C.,Chand, N.V., Bai,T., Guo, L., Qi, J. 2023. Grazing sheep behaviour recognition based on improved YOLOv5. Sensors (Basel) 23:4752. </w:t>
+      </w:r>
+    </w:p>
+    <w:p>
+      <w:pPr>
+        <w:numPr>
+          <w:ilvl w:val="0"/>
+          <w:numId w:val="2"/>
+        </w:numPr>
+        <w:spacing w:line="360" w:lineRule="auto"/>
+        <w:rPr>
+          <w:rFonts w:hint="eastAsia" w:ascii="宋体" w:hAnsi="宋体" w:cs="宋体"/>
+          <w:sz w:val="24"/>
+          <w:lang w:val="en-US" w:eastAsia="zh-CN"/>
+        </w:rPr>
+      </w:pPr>
+      <w:r>
+        <w:rPr>
+          <w:rFonts w:hint="eastAsia" w:ascii="宋体" w:hAnsi="宋体" w:cs="宋体"/>
+          <w:sz w:val="24"/>
+          <w:lang w:val="en-US" w:eastAsia="zh-CN"/>
+        </w:rPr>
+        <w:t xml:space="preserve">Jin,Z.,Guo,L.,Shu,H.,Qi,J.,Li,Y.,Xu,B.,et al.2022.Behavior classification and analysis of grazing sheep on pasture with different sward surface heights using machine learning. Animals (Basel) 12:1744. </w:t>
+      </w:r>
+    </w:p>
+    <w:p>
+      <w:pPr>
+        <w:numPr>
+          <w:ilvl w:val="0"/>
+          <w:numId w:val="2"/>
+        </w:numPr>
+        <w:spacing w:line="360" w:lineRule="auto"/>
+        <w:rPr>
+          <w:rFonts w:hint="eastAsia" w:ascii="宋体" w:hAnsi="宋体" w:cs="宋体"/>
+          <w:sz w:val="24"/>
+          <w:lang w:val="en-US" w:eastAsia="zh-CN"/>
+        </w:rPr>
+      </w:pPr>
+      <w:r>
+        <w:rPr>
+          <w:rFonts w:hint="eastAsia" w:ascii="宋体" w:hAnsi="宋体" w:cs="宋体"/>
+          <w:sz w:val="24"/>
+          <w:lang w:val="en-US" w:eastAsia="zh-CN"/>
+        </w:rPr>
+        <w:t xml:space="preserve">Jocher, G., Chaurasia, A., Qiu, J. 2023. Ultralytics YOLO (Version 8.0.0) [Computer software]. vailable from: https://github.com/ultralytics/ultralytics </w:t>
+      </w:r>
+    </w:p>
+    <w:p>
+      <w:pPr>
+        <w:numPr>
+          <w:ilvl w:val="0"/>
+          <w:numId w:val="2"/>
+        </w:numPr>
+        <w:spacing w:line="360" w:lineRule="auto"/>
+        <w:rPr>
+          <w:rFonts w:hint="eastAsia" w:ascii="宋体" w:hAnsi="宋体" w:cs="宋体"/>
+          <w:sz w:val="24"/>
+          <w:lang w:val="en-US" w:eastAsia="zh-CN"/>
+        </w:rPr>
+      </w:pPr>
+      <w:r>
+        <w:rPr>
+          <w:rFonts w:hint="eastAsia" w:ascii="宋体" w:hAnsi="宋体" w:cs="宋体"/>
+          <w:sz w:val="24"/>
+          <w:lang w:val="en-US" w:eastAsia="zh-CN"/>
+        </w:rPr>
+        <w:t xml:space="preserve">Kelly, N.A., Khan, B.M., Ayub, M.Y., Hussain, A.J., Dajani, K., Hou, Y., Khan, W. 2024. Video dataset of sheep activity for animal behavioral analysis via deep learning. Dat. Brief. 52:110027. </w:t>
+      </w:r>
+    </w:p>
+    <w:p>
+      <w:pPr>
+        <w:numPr>
+          <w:ilvl w:val="0"/>
+          <w:numId w:val="2"/>
+        </w:numPr>
+        <w:spacing w:line="360" w:lineRule="auto"/>
+        <w:rPr>
+          <w:rFonts w:hint="eastAsia" w:ascii="宋体" w:hAnsi="宋体" w:cs="宋体"/>
+          <w:sz w:val="24"/>
+          <w:lang w:val="en-US" w:eastAsia="zh-CN"/>
+        </w:rPr>
+      </w:pPr>
+      <w:r>
+        <w:rPr>
+          <w:rFonts w:hint="eastAsia" w:ascii="宋体" w:hAnsi="宋体" w:cs="宋体"/>
+          <w:sz w:val="24"/>
+          <w:lang w:val="en-US" w:eastAsia="zh-CN"/>
+        </w:rPr>
+        <w:t xml:space="preserve">Kenyon, P.R., Maloney, S.K., Blache, D. 2014. Review of sheep body condition score in relation to production characteristics. N. Z. J. Agr. Res. 57:38-64. </w:t>
+      </w:r>
+    </w:p>
+    <w:p>
+      <w:pPr>
+        <w:numPr>
+          <w:ilvl w:val="0"/>
+          <w:numId w:val="2"/>
+        </w:numPr>
+        <w:spacing w:line="360" w:lineRule="auto"/>
+        <w:rPr>
+          <w:rFonts w:hint="eastAsia" w:ascii="宋体" w:hAnsi="宋体" w:cs="宋体"/>
+          <w:sz w:val="24"/>
+          <w:lang w:val="en-US" w:eastAsia="zh-CN"/>
+        </w:rPr>
+      </w:pPr>
+      <w:r>
+        <w:rPr>
+          <w:rFonts w:hint="eastAsia" w:ascii="宋体" w:hAnsi="宋体" w:cs="宋体"/>
+          <w:sz w:val="24"/>
+          <w:lang w:val="en-US" w:eastAsia="zh-CN"/>
+        </w:rPr>
+        <w:t xml:space="preserve">Khan, B., Kelly, N. 2023a. Video dataset of sheep activity (grazing, running, sitting).Mendeley Data V1. Available </w:t>
+      </w:r>
+      <w:bookmarkStart w:id="13" w:name="_GoBack"/>
+      <w:bookmarkEnd w:id="13"/>
+      <w:r>
+        <w:rPr>
+          <w:rFonts w:hint="eastAsia" w:ascii="宋体" w:hAnsi="宋体" w:cs="宋体"/>
+          <w:sz w:val="24"/>
+          <w:lang w:val="en-US" w:eastAsia="zh-CN"/>
+        </w:rPr>
+        <w:t xml:space="preserve">from: https://data.mendeley.com/datasets/h5ppwx6fn4/1 </w:t>
+      </w:r>
+    </w:p>
+    <w:p>
+      <w:pPr>
+        <w:numPr>
+          <w:ilvl w:val="0"/>
+          <w:numId w:val="2"/>
+        </w:numPr>
+        <w:spacing w:line="360" w:lineRule="auto"/>
+        <w:rPr>
+          <w:rFonts w:hint="eastAsia" w:ascii="宋体" w:hAnsi="宋体" w:cs="宋体"/>
+          <w:sz w:val="24"/>
+          <w:lang w:val="en-US" w:eastAsia="zh-CN"/>
+        </w:rPr>
+      </w:pPr>
+      <w:r>
+        <w:rPr>
+          <w:rFonts w:hint="eastAsia" w:ascii="宋体" w:hAnsi="宋体" w:cs="宋体"/>
+          <w:sz w:val="24"/>
+          <w:lang w:val="en-US" w:eastAsia="zh-CN"/>
+        </w:rPr>
+        <w:t>Khan, B., Kelly, N. 2023b. Video dataset of sheep activity (stand</w:t>
+      </w:r>
+      <w:r>
+        <w:rPr>
+          <w:rFonts w:hint="eastAsia" w:ascii="宋体" w:hAnsi="宋体" w:cs="宋体"/>
+          <w:sz w:val="24"/>
+          <w:lang w:val="en-US" w:eastAsia="zh-CN"/>
+        </w:rPr>
+        <w:t/>
+      </w:r>
+      <w:r>
+        <w:rPr>
+          <w:rFonts w:hint="eastAsia" w:ascii="宋体" w:hAnsi="宋体" w:cs="宋体"/>
+          <w:sz w:val="24"/>
+          <w:lang w:val="en-US" w:eastAsia="zh-CN"/>
+        </w:rPr>
+        <w:t xml:space="preserve">ing and walking). Mendeley Data V1. Available from: https://data.mendeley.com/datasets/w65pvb84dg/1 </w:t>
+      </w:r>
+    </w:p>
+    <w:p>
+      <w:pPr>
+        <w:numPr>
+          <w:ilvl w:val="0"/>
+          <w:numId w:val="2"/>
+        </w:numPr>
+        <w:spacing w:line="360" w:lineRule="auto"/>
+        <w:rPr>
+          <w:rFonts w:hint="eastAsia" w:ascii="宋体" w:hAnsi="宋体" w:cs="宋体"/>
+          <w:sz w:val="24"/>
+          <w:lang w:val="en-US" w:eastAsia="zh-CN"/>
+        </w:rPr>
+      </w:pPr>
+      <w:r>
+        <w:rPr>
+          <w:rFonts w:hint="eastAsia" w:ascii="宋体" w:hAnsi="宋体" w:cs="宋体"/>
+          <w:sz w:val="24"/>
+          <w:lang w:val="en-US" w:eastAsia="zh-CN"/>
+        </w:rPr>
+        <w:t xml:space="preserve">Lin, T.Y., Goyal, P., Girshick, R., He, K., Dollár, P. 2017. Focal loss for dense object detection. IEEE T Pattern Anal 42:318-327. </w:t>
+      </w:r>
+    </w:p>
+    <w:p>
+      <w:pPr>
+        <w:numPr>
+          <w:ilvl w:val="0"/>
+          <w:numId w:val="2"/>
+        </w:numPr>
+        <w:spacing w:line="360" w:lineRule="auto"/>
+        <w:rPr>
+          <w:rFonts w:hint="eastAsia" w:ascii="宋体" w:hAnsi="宋体" w:cs="宋体"/>
+          <w:sz w:val="24"/>
+          <w:lang w:val="en-US" w:eastAsia="zh-CN"/>
+        </w:rPr>
+      </w:pPr>
+      <w:r>
+        <w:rPr>
+          <w:rFonts w:hint="eastAsia" w:ascii="宋体" w:hAnsi="宋体" w:cs="宋体"/>
+          <w:sz w:val="24"/>
+          <w:lang w:val="en-US" w:eastAsia="zh-CN"/>
+        </w:rPr>
+        <w:t xml:space="preserve">Maji, D., Nagori, S., Mathew, M., Poddar, D. 2022. Yolo-pose: Enhancing yolo for multi person pose estimation using object keypoint similarity loss. Proc. IEEE/CVF Conf. on Computer Vision and Pattern Recognition, New Orleans. pp. 2637-2646. </w:t>
+      </w:r>
+    </w:p>
+    <w:p>
+      <w:pPr>
+        <w:numPr>
+          <w:ilvl w:val="0"/>
+          <w:numId w:val="2"/>
+        </w:numPr>
+        <w:spacing w:line="360" w:lineRule="auto"/>
+        <w:rPr>
+          <w:rFonts w:hint="eastAsia" w:ascii="宋体" w:hAnsi="宋体" w:cs="宋体"/>
+          <w:sz w:val="24"/>
+        </w:rPr>
+      </w:pPr>
+      <w:r>
+        <w:rPr>
+          <w:rFonts w:hint="eastAsia" w:ascii="宋体" w:hAnsi="宋体" w:cs="宋体"/>
+          <w:sz w:val="24"/>
+          <w:lang w:val="en-US" w:eastAsia="zh-CN"/>
+        </w:rPr>
+        <w:t>Meckbach, C., Tiesmeyer, V., Traulsen, I. A. 2021. promising approach towards precise animal weight monitoring using con</w:t>
+      </w:r>
+      <w:r>
+        <w:rPr>
+          <w:rFonts w:hint="eastAsia" w:ascii="宋体" w:hAnsi="宋体" w:cs="宋体"/>
+          <w:sz w:val="24"/>
+          <w:lang w:val="en-US" w:eastAsia="zh-CN"/>
+        </w:rPr>
+        <w:t/>
+      </w:r>
+      <w:r>
+        <w:rPr>
+          <w:rFonts w:hint="eastAsia" w:ascii="宋体" w:hAnsi="宋体" w:cs="宋体"/>
+          <w:sz w:val="24"/>
+          <w:lang w:val="en-US" w:eastAsia="zh-CN"/>
+        </w:rPr>
+        <w:t xml:space="preserve">volutional neural networks. Comput. Electron. Agr. 183:106056.  </w:t>
+      </w:r>
+    </w:p>
+    <w:p>
+      <w:pPr>
+        <w:numPr>
+          <w:ilvl w:val="0"/>
+          <w:numId w:val="2"/>
+        </w:numPr>
+        <w:spacing w:line="360" w:lineRule="auto"/>
+        <w:rPr>
+          <w:rFonts w:hint="eastAsia" w:ascii="宋体" w:hAnsi="宋体" w:cs="宋体"/>
+          <w:sz w:val="24"/>
+          <w:lang w:val="en-US" w:eastAsia="zh-CN"/>
+        </w:rPr>
+      </w:pPr>
+      <w:r>
+        <w:rPr>
+          <w:rFonts w:hint="eastAsia" w:ascii="宋体" w:hAnsi="宋体" w:cs="宋体"/>
+          <w:sz w:val="24"/>
+          <w:lang w:val="en-US" w:eastAsia="zh-CN"/>
+        </w:rPr>
+        <w:t xml:space="preserve">Paszke, A., Gross, S., Massa, F., Lerer, A., Bradbury, J., Chanan, G., et al. 2019. PyTorch: an imperative style, high-performance deep learning library. Available from: https://proceedings. neurips.cc/paper_files/paper/2019/file/bdbca288fee7f92f2bfa9f7012727740-Paper.pdf </w:t>
+      </w:r>
+    </w:p>
+    <w:p>
+      <w:pPr>
+        <w:numPr>
+          <w:ilvl w:val="0"/>
+          <w:numId w:val="2"/>
+        </w:numPr>
+        <w:spacing w:line="360" w:lineRule="auto"/>
+        <w:rPr>
+          <w:rFonts w:hint="eastAsia" w:ascii="宋体" w:hAnsi="宋体" w:cs="宋体"/>
+          <w:sz w:val="24"/>
+          <w:lang w:val="en-US" w:eastAsia="zh-CN"/>
+        </w:rPr>
+      </w:pPr>
+      <w:r>
+        <w:rPr>
+          <w:rFonts w:hint="eastAsia" w:ascii="宋体" w:hAnsi="宋体" w:cs="宋体"/>
+          <w:sz w:val="24"/>
+          <w:lang w:val="en-US" w:eastAsia="zh-CN"/>
+        </w:rPr>
+        <w:t>Pollard, J., Cox, N., Hogan, N., Huddart, F., Webster, J., Chaya, W., et al. 2004. Behavioural and physiological responses of sheep to shade. MAF Policy Project FMA 123. Ren, S., He, K., Girshick, R., Sun, J. 2015. Faster R-CNN: Towards real-time object detection with region proposal net</w:t>
+      </w:r>
+      <w:r>
+        <w:rPr>
+          <w:rFonts w:hint="eastAsia" w:ascii="宋体" w:hAnsi="宋体" w:cs="宋体"/>
+          <w:sz w:val="24"/>
+          <w:lang w:val="en-US" w:eastAsia="zh-CN"/>
+        </w:rPr>
+        <w:t/>
+      </w:r>
+      <w:r>
+        <w:rPr>
+          <w:rFonts w:hint="eastAsia" w:ascii="宋体" w:hAnsi="宋体" w:cs="宋体"/>
+          <w:sz w:val="24"/>
+          <w:lang w:val="en-US" w:eastAsia="zh-CN"/>
+        </w:rPr>
+        <w:t xml:space="preserve">works. Available from: https://proceedings.neurips.cc/ paper_files/paper/2015/file/14bfa6bb14875e45bba028a21ed38046-Paper.pdf </w:t>
+      </w:r>
+    </w:p>
+    <w:p>
+      <w:pPr>
+        <w:numPr>
+          <w:ilvl w:val="0"/>
+          <w:numId w:val="2"/>
+        </w:numPr>
+        <w:spacing w:line="360" w:lineRule="auto"/>
+        <w:rPr>
+          <w:rFonts w:hint="eastAsia" w:ascii="宋体" w:hAnsi="宋体" w:cs="宋体"/>
+          <w:sz w:val="24"/>
+          <w:lang w:val="en-US" w:eastAsia="zh-CN"/>
+        </w:rPr>
+      </w:pPr>
+      <w:r>
+        <w:rPr>
+          <w:rFonts w:hint="eastAsia" w:ascii="宋体" w:hAnsi="宋体" w:cs="宋体"/>
+          <w:sz w:val="24"/>
+          <w:lang w:val="en-US" w:eastAsia="zh-CN"/>
+        </w:rPr>
+        <w:t xml:space="preserve">Ronchi, R.M., Perona, P. 2017. Benchmarking and error diagnosis in multi-instance pose estimation. Proc. IEEE Int. Conf. on Computer Vision, Venice. pp. 369-378. </w:t>
+      </w:r>
+    </w:p>
+    <w:p>
+      <w:pPr>
+        <w:numPr>
+          <w:ilvl w:val="0"/>
+          <w:numId w:val="2"/>
+        </w:numPr>
+        <w:spacing w:line="360" w:lineRule="auto"/>
+        <w:rPr>
+          <w:rFonts w:hint="eastAsia" w:ascii="宋体" w:hAnsi="宋体" w:cs="宋体"/>
+          <w:sz w:val="24"/>
+          <w:lang w:val="en-US" w:eastAsia="zh-CN"/>
+        </w:rPr>
+      </w:pPr>
+      <w:r>
+        <w:rPr>
+          <w:rFonts w:hint="eastAsia" w:ascii="宋体" w:hAnsi="宋体" w:cs="宋体"/>
+          <w:sz w:val="24"/>
+          <w:lang w:val="en-US" w:eastAsia="zh-CN"/>
+        </w:rPr>
+        <w:t xml:space="preserve">Schütz, K.E., Saunders, L.R., Huddart, F.J., Watson, T., Latimer, B., Cox, N.R. 2024. Effects of shade on the behaviour and physiology of sheep in a temperate climate. Appl. Anim. Behav. Sci. 272:106185. </w:t>
+      </w:r>
+    </w:p>
+    <w:p>
+      <w:pPr>
+        <w:numPr>
+          <w:ilvl w:val="0"/>
+          <w:numId w:val="2"/>
+        </w:numPr>
+        <w:spacing w:line="360" w:lineRule="auto"/>
+        <w:rPr>
+          <w:rFonts w:hint="eastAsia" w:ascii="宋体" w:hAnsi="宋体" w:cs="宋体"/>
+          <w:sz w:val="24"/>
+          <w:lang w:val="en-US" w:eastAsia="zh-CN"/>
+        </w:rPr>
+      </w:pPr>
+      <w:r>
+        <w:rPr>
+          <w:rFonts w:hint="eastAsia" w:ascii="宋体" w:hAnsi="宋体" w:cs="宋体"/>
+          <w:sz w:val="24"/>
+          <w:lang w:val="en-US" w:eastAsia="zh-CN"/>
+        </w:rPr>
+        <w:t xml:space="preserve">Shalaldeh, A., Page, S., Anthony, P., Charters, S., Safa, M., Logan, C. 2023. Body composition estimation in breeding ewes using live weight and body parameters utilizing image analysis. Animals (Basel) 13:2391. </w:t>
+      </w:r>
+    </w:p>
+    <w:p>
+      <w:pPr>
+        <w:numPr>
+          <w:ilvl w:val="0"/>
+          <w:numId w:val="2"/>
+        </w:numPr>
+        <w:spacing w:line="360" w:lineRule="auto"/>
+        <w:rPr>
+          <w:rFonts w:hint="eastAsia" w:ascii="宋体" w:hAnsi="宋体" w:cs="宋体"/>
+          <w:sz w:val="24"/>
+          <w:lang w:val="en-US" w:eastAsia="zh-CN"/>
+        </w:rPr>
+      </w:pPr>
+      <w:r>
+        <w:rPr>
+          <w:rFonts w:hint="eastAsia" w:ascii="宋体" w:hAnsi="宋体" w:cs="宋体"/>
+          <w:sz w:val="24"/>
+          <w:lang w:val="en-US" w:eastAsia="zh-CN"/>
+        </w:rPr>
+        <w:t xml:space="preserve">Shorten, C., Khoshgoftaar, T.M. 2019. A survey on image data augmentation for deep learning. J. Big Data. 6:1-48. </w:t>
+      </w:r>
+    </w:p>
+    <w:p>
+      <w:pPr>
+        <w:numPr>
+          <w:ilvl w:val="0"/>
+          <w:numId w:val="2"/>
+        </w:numPr>
+        <w:spacing w:line="360" w:lineRule="auto"/>
+        <w:rPr>
+          <w:rFonts w:hint="eastAsia" w:ascii="宋体" w:hAnsi="宋体" w:cs="宋体"/>
+          <w:sz w:val="24"/>
+          <w:lang w:val="en-US" w:eastAsia="zh-CN"/>
+        </w:rPr>
+      </w:pPr>
+      <w:r>
+        <w:rPr>
+          <w:rFonts w:hint="eastAsia" w:ascii="宋体" w:hAnsi="宋体" w:cs="宋体"/>
+          <w:sz w:val="24"/>
+          <w:lang w:val="en-US" w:eastAsia="zh-CN"/>
+        </w:rPr>
+        <w:t xml:space="preserve">Sowande, O.S., Sobola, O.S. 2008. Body measurements of West African dwarf sheep as parameters for estimation of live weight. Trop. Anim. Health Pro. 40:433-439. </w:t>
+      </w:r>
+    </w:p>
+    <w:p>
+      <w:pPr>
+        <w:numPr>
+          <w:ilvl w:val="0"/>
+          <w:numId w:val="2"/>
+        </w:numPr>
+        <w:spacing w:line="360" w:lineRule="auto"/>
+        <w:rPr>
+          <w:rFonts w:hint="eastAsia" w:ascii="宋体" w:hAnsi="宋体" w:cs="宋体"/>
+          <w:sz w:val="24"/>
+          <w:lang w:val="en-US" w:eastAsia="zh-CN"/>
+        </w:rPr>
+      </w:pPr>
+      <w:r>
+        <w:rPr>
+          <w:rFonts w:hint="eastAsia" w:ascii="宋体" w:hAnsi="宋体" w:cs="宋体"/>
+          <w:sz w:val="24"/>
+          <w:lang w:val="en-US" w:eastAsia="zh-CN"/>
+        </w:rPr>
+        <w:t>Stephansen, R.B., Manzanilla-Pech, C.I., Gebreyesus, G., Sahana, G., Lassen, J. 2023. Prediction of body condition in Jersey dairy cattle from 3D-images using machine learning tech</w:t>
+      </w:r>
+      <w:r>
+        <w:rPr>
+          <w:rFonts w:hint="eastAsia" w:ascii="宋体" w:hAnsi="宋体" w:cs="宋体"/>
+          <w:sz w:val="24"/>
+          <w:lang w:val="en-US" w:eastAsia="zh-CN"/>
+        </w:rPr>
+        <w:t/>
+      </w:r>
+      <w:r>
+        <w:rPr>
+          <w:rFonts w:hint="eastAsia" w:ascii="宋体" w:hAnsi="宋体" w:cs="宋体"/>
+          <w:sz w:val="24"/>
+          <w:lang w:val="en-US" w:eastAsia="zh-CN"/>
+        </w:rPr>
+        <w:t xml:space="preserve">niques. J. Anim. Sci. 101:skad376. </w:t>
+      </w:r>
+    </w:p>
+    <w:p>
+      <w:pPr>
+        <w:numPr>
+          <w:ilvl w:val="0"/>
+          <w:numId w:val="2"/>
+        </w:numPr>
+        <w:spacing w:line="360" w:lineRule="auto"/>
+        <w:rPr>
+          <w:rFonts w:hint="eastAsia" w:ascii="宋体" w:hAnsi="宋体" w:cs="宋体"/>
+          <w:sz w:val="24"/>
+          <w:lang w:val="en-US" w:eastAsia="zh-CN"/>
+        </w:rPr>
+      </w:pPr>
+      <w:r>
+        <w:rPr>
+          <w:rFonts w:hint="eastAsia" w:ascii="宋体" w:hAnsi="宋体" w:cs="宋体"/>
+          <w:sz w:val="24"/>
+          <w:lang w:val="en-US" w:eastAsia="zh-CN"/>
+        </w:rPr>
+        <w:t>Tan, M., Pang, R., Le, Q.V. 2020. Efficientdet: Scalable and effi</w:t>
+      </w:r>
+      <w:r>
+        <w:rPr>
+          <w:rFonts w:hint="eastAsia" w:ascii="宋体" w:hAnsi="宋体" w:cs="宋体"/>
+          <w:sz w:val="24"/>
+          <w:lang w:val="en-US" w:eastAsia="zh-CN"/>
+        </w:rPr>
+        <w:t/>
+      </w:r>
+      <w:r>
+        <w:rPr>
+          <w:rFonts w:hint="eastAsia" w:ascii="宋体" w:hAnsi="宋体" w:cs="宋体"/>
+          <w:sz w:val="24"/>
+          <w:lang w:val="en-US" w:eastAsia="zh-CN"/>
+        </w:rPr>
+        <w:t xml:space="preserve">cient object detection. Proc. IEEE/CVF Conf. Computer Vision and Pattern Recognition, Seattle. pp, 10781-10790. </w:t>
+      </w:r>
+    </w:p>
+    <w:p>
+      <w:pPr>
+        <w:numPr>
+          <w:ilvl w:val="0"/>
+          <w:numId w:val="2"/>
+        </w:numPr>
+        <w:spacing w:line="360" w:lineRule="auto"/>
+        <w:rPr>
+          <w:rFonts w:hint="eastAsia" w:ascii="宋体" w:hAnsi="宋体" w:cs="宋体"/>
+          <w:sz w:val="24"/>
+          <w:lang w:val="en-US" w:eastAsia="zh-CN"/>
+        </w:rPr>
+      </w:pPr>
+      <w:r>
+        <w:rPr>
+          <w:rFonts w:hint="eastAsia" w:ascii="宋体" w:hAnsi="宋体" w:cs="宋体"/>
+          <w:sz w:val="24"/>
+          <w:lang w:val="en-US" w:eastAsia="zh-CN"/>
+        </w:rPr>
+        <w:t xml:space="preserve">Van Rossum G., Drake, F.L. 2009. Python 3 Reference Manual. Scotts Valley, CreateSpace. Waters, B.E., McDonagh, J., Tzimiropoulos, G., Slinger, K.R.., Huggett, Z.J., Bell, M.J. 2021. Changes in sheep behavior before lambing. Agriculture 11:715. </w:t>
+      </w:r>
+    </w:p>
+    <w:p>
+      <w:pPr>
+        <w:numPr>
+          <w:ilvl w:val="0"/>
+          <w:numId w:val="2"/>
+        </w:numPr>
+        <w:spacing w:line="360" w:lineRule="auto"/>
+        <w:rPr>
+          <w:rFonts w:hint="eastAsia" w:ascii="宋体" w:hAnsi="宋体" w:cs="宋体"/>
+          <w:sz w:val="24"/>
+        </w:rPr>
+      </w:pPr>
+      <w:r>
+        <w:rPr>
+          <w:rFonts w:hint="eastAsia" w:ascii="宋体" w:hAnsi="宋体" w:cs="宋体"/>
+          <w:sz w:val="24"/>
+          <w:lang w:val="en-US" w:eastAsia="zh-CN"/>
+        </w:rPr>
+        <w:t>Xu, Y., Nie, J., Cen, H., Wen, B., Liu, S., Li, J., et al. 2023. Spatio</w:t>
+      </w:r>
+      <w:r>
+        <w:rPr>
+          <w:rFonts w:hint="eastAsia" w:ascii="宋体" w:hAnsi="宋体" w:cs="宋体"/>
+          <w:sz w:val="24"/>
+          <w:lang w:val="en-US" w:eastAsia="zh-CN"/>
+        </w:rPr>
+        <w:t/>
+      </w:r>
+      <w:r>
+        <w:rPr>
+          <w:rFonts w:hint="eastAsia" w:ascii="宋体" w:hAnsi="宋体" w:cs="宋体"/>
+          <w:sz w:val="24"/>
+          <w:lang w:val="en-US" w:eastAsia="zh-CN"/>
+        </w:rPr>
+        <w:t>temporal-based identification of aggressive behavior in group sheep. Animals (Basel) 13:2636. Yang, S., Xiao, W., Zhang, M., Guo, S., Zhao, J., Shen, F. 2022. Image data augmentation for deep learning: A survey. arXiv:220408610.</w:t>
+      </w:r>
+      <w:bookmarkEnd w:id="12"/>
     </w:p>
     <w:sectPr>
       <w:footerReference r:id="rId3" w:type="default"/>
@@ -3332,6 +4280,26 @@
 <file path=word/numbering.xml><?xml version="1.0" encoding="utf-8"?>
 <w:numbering xmlns:wpc="http://schemas.microsoft.com/office/word/2010/wordprocessingCanvas" xmlns:mc="http://schemas.openxmlformats.org/markup-compatibility/2006" xmlns:o="urn:schemas-microsoft-com:office:office" xmlns:r="http://schemas.openxmlformats.org/officeDocument/2006/relationships" xmlns:m="http://schemas.openxmlformats.org/officeDocument/2006/math" xmlns:v="urn:schemas-microsoft-com:vml" xmlns:wp14="http://schemas.microsoft.com/office/word/2010/wordprocessingDrawing" xmlns:wp="http://schemas.openxmlformats.org/drawingml/2006/wordprocessingDrawing" xmlns:w10="urn:schemas-microsoft-com:office:word" xmlns:w="http://schemas.openxmlformats.org/wordprocessingml/2006/main" xmlns:w14="http://schemas.microsoft.com/office/word/2010/wordml" xmlns:wpg="http://schemas.microsoft.com/office/word/2010/wordprocessingGroup" xmlns:wpi="http://schemas.microsoft.com/office/word/2010/wordprocessingInk" xmlns:wne="http://schemas.microsoft.com/office/word/2006/wordml" xmlns:wps="http://schemas.microsoft.com/office/word/2010/wordprocessingShape" xmlns:wpsCustomData="http://www.wps.cn/officeDocument/2013/wpsCustomData" mc:Ignorable="w14 wp14">
   <w:abstractNum w:abstractNumId="0">
+    <w:nsid w:val="F70D23F7"/>
+    <w:multiLevelType w:val="singleLevel"/>
+    <w:tmpl w:val="F70D23F7"/>
+    <w:lvl w:ilvl="0" w:tentative="0">
+      <w:start w:val="1"/>
+      <w:numFmt w:val="decimal"/>
+      <w:lvlText w:val="[%1]"/>
+      <w:lvlJc w:val="left"/>
+      <w:pPr>
+        <w:tabs>
+          <w:tab w:val="left" w:pos="420"/>
+        </w:tabs>
+        <w:ind w:left="425" w:hanging="425"/>
+      </w:pPr>
+      <w:rPr>
+        <w:rFonts w:hint="default"/>
+      </w:rPr>
+    </w:lvl>
+  </w:abstractNum>
+  <w:abstractNum w:abstractNumId="1">
     <w:nsid w:val="73816C9F"/>
     <w:multiLevelType w:val="singleLevel"/>
     <w:tmpl w:val="73816C9F"/>
@@ -3348,6 +4316,9 @@
     </w:lvl>
   </w:abstractNum>
   <w:num w:numId="1">
+    <w:abstractNumId w:val="1"/>
+  </w:num>
+  <w:num w:numId="2">
     <w:abstractNumId w:val="0"/>
   </w:num>
 </w:numbering>
@@ -3396,7 +4367,7 @@
     <w:lsdException w:uiPriority="99" w:name="footnote text"/>
     <w:lsdException w:uiPriority="99" w:name="annotation text"/>
     <w:lsdException w:qFormat="1" w:unhideWhenUsed="0" w:uiPriority="0" w:semiHidden="0" w:name="header"/>
-    <w:lsdException w:unhideWhenUsed="0" w:uiPriority="0" w:semiHidden="0" w:name="footer"/>
+    <w:lsdException w:qFormat="1" w:unhideWhenUsed="0" w:uiPriority="0" w:semiHidden="0" w:name="footer"/>
     <w:lsdException w:uiPriority="99" w:name="index heading"/>
     <w:lsdException w:qFormat="1" w:uiPriority="35" w:name="caption"/>
     <w:lsdException w:uiPriority="99" w:name="table of figures"/>
@@ -3431,7 +4402,7 @@
     <w:lsdException w:uiPriority="99" w:name="Signature"/>
     <w:lsdException w:qFormat="1" w:uiPriority="1" w:name="Default Paragraph Font"/>
     <w:lsdException w:qFormat="1" w:unhideWhenUsed="0" w:uiPriority="0" w:semiHidden="0" w:name="Body Text"/>
-    <w:lsdException w:unhideWhenUsed="0" w:uiPriority="0" w:semiHidden="0" w:name="Body Text Indent"/>
+    <w:lsdException w:qFormat="1" w:unhideWhenUsed="0" w:uiPriority="0" w:semiHidden="0" w:name="Body Text Indent"/>
     <w:lsdException w:uiPriority="99" w:name="List Continue"/>
     <w:lsdException w:uiPriority="99" w:name="List Continue 2"/>
     <w:lsdException w:uiPriority="99" w:name="List Continue 3"/>
@@ -3440,7 +4411,7 @@
     <w:lsdException w:uiPriority="99" w:name="Message Header"/>
     <w:lsdException w:qFormat="1" w:unhideWhenUsed="0" w:uiPriority="11" w:semiHidden="0" w:name="Subtitle"/>
     <w:lsdException w:uiPriority="99" w:name="Salutation"/>
-    <w:lsdException w:unhideWhenUsed="0" w:uiPriority="0" w:semiHidden="0" w:name="Date"/>
+    <w:lsdException w:qFormat="1" w:unhideWhenUsed="0" w:uiPriority="0" w:semiHidden="0" w:name="Date"/>
     <w:lsdException w:uiPriority="99" w:name="Body Text First Indent"/>
     <w:lsdException w:uiPriority="99" w:name="Body Text First Indent 2"/>
     <w:lsdException w:uiPriority="99" w:name="Note Heading"/>
@@ -3668,6 +4639,7 @@
   <w:style w:type="paragraph" w:styleId="3">
     <w:name w:val="Body Text Indent"/>
     <w:basedOn w:val="1"/>
+    <w:qFormat/>
     <w:uiPriority w:val="0"/>
     <w:pPr>
       <w:spacing w:line="360" w:lineRule="exact"/>
@@ -3681,6 +4653,7 @@
     <w:name w:val="Date"/>
     <w:basedOn w:val="1"/>
     <w:next w:val="1"/>
+    <w:qFormat/>
     <w:uiPriority w:val="0"/>
     <w:pPr>
       <w:ind w:left="100" w:leftChars="2500"/>
@@ -3717,6 +4690,7 @@
     <w:name w:val="footer"/>
     <w:basedOn w:val="1"/>
     <w:link w:val="17"/>
+    <w:qFormat/>
     <w:uiPriority w:val="0"/>
     <w:pPr>
       <w:tabs>
